--- a/lease_contract_template.docx
+++ b/lease_contract_template.docx
@@ -1921,7 +1921,7 @@
           <w:kern w:val="2"/>
           <w14:ligatures w14:val="standardContextual"/>
         </w:rPr>
-        <w:t>{{TENANT_NAME}}</w:t>
+        <w:t>{{TENANT_NAME_QUOTED}}</w:t>
       </w:r>
     </w:p>
     <w:p>
